--- a/MultiClientWebsite_Aditya_USC_UCT.docx
+++ b/MultiClientWebsite_Aditya_USC_UCT.docx
@@ -1912,8 +1912,8 @@
         <w:ind w:hanging="0" w:left="0"/>
         <w:rPr/>
       </w:pPr>
-      <w:bookmarkStart w:id="1" w:name="_Toc139702807"/>
-      <w:bookmarkStart w:id="2" w:name="_Toc163037946"/>
+      <w:bookmarkStart w:id="1" w:name="_Toc163037946"/>
+      <w:bookmarkStart w:id="2" w:name="_Toc139702807"/>
       <w:r>
         <w:rPr/>
         <w:t>Introduction</w:t>
@@ -2917,7 +2917,7 @@
       <w:r>
         <w:rPr/>
         <w:drawing>
-          <wp:anchor behindDoc="0" distT="0" distB="0" distL="0" distR="0" simplePos="0" locked="0" layoutInCell="1" allowOverlap="1" relativeHeight="136">
+          <wp:anchor behindDoc="0" distT="0" distB="0" distL="0" distR="0" simplePos="0" locked="0" layoutInCell="1" allowOverlap="1" relativeHeight="137">
             <wp:simplePos x="0" y="0"/>
             <wp:positionH relativeFrom="column">
               <wp:posOffset>3066415</wp:posOffset>
@@ -2963,7 +2963,7 @@
           </wp:anchor>
         </w:drawing>
         <w:drawing>
-          <wp:anchor behindDoc="0" distT="0" distB="0" distL="0" distR="0" simplePos="0" locked="0" layoutInCell="1" allowOverlap="1" relativeHeight="137">
+          <wp:anchor behindDoc="0" distT="0" distB="0" distL="0" distR="0" simplePos="0" locked="0" layoutInCell="1" allowOverlap="1" relativeHeight="138">
             <wp:simplePos x="0" y="0"/>
             <wp:positionH relativeFrom="column">
               <wp:posOffset>1462405</wp:posOffset>
@@ -3011,7 +3011,7 @@
           </wp:anchor>
         </w:drawing>
         <w:drawing>
-          <wp:anchor behindDoc="0" distT="0" distB="0" distL="0" distR="0" simplePos="0" locked="0" layoutInCell="1" allowOverlap="1" relativeHeight="138">
+          <wp:anchor behindDoc="0" distT="0" distB="0" distL="0" distR="0" simplePos="0" locked="0" layoutInCell="1" allowOverlap="1" relativeHeight="139">
             <wp:simplePos x="0" y="0"/>
             <wp:positionH relativeFrom="column">
               <wp:posOffset>5161915</wp:posOffset>
@@ -3059,7 +3059,7 @@
         <mc:AlternateContent>
           <mc:Choice Requires="wps">
             <w:drawing>
-              <wp:anchor behindDoc="0" distT="635" distB="0" distL="635" distR="635" simplePos="0" locked="0" layoutInCell="1" allowOverlap="1" relativeHeight="139">
+              <wp:anchor behindDoc="0" distT="635" distB="0" distL="635" distR="635" simplePos="0" locked="0" layoutInCell="1" allowOverlap="1" relativeHeight="140">
                 <wp:simplePos x="0" y="0"/>
                 <wp:positionH relativeFrom="column">
                   <wp:posOffset>2997200</wp:posOffset>
@@ -3116,7 +3116,7 @@
         <mc:AlternateContent>
           <mc:Choice Requires="wps">
             <w:drawing>
-              <wp:anchor behindDoc="0" distT="635" distB="0" distL="0" distR="635" simplePos="0" locked="0" layoutInCell="1" allowOverlap="1" relativeHeight="140">
+              <wp:anchor behindDoc="0" distT="635" distB="0" distL="0" distR="635" simplePos="0" locked="0" layoutInCell="1" allowOverlap="1" relativeHeight="141">
                 <wp:simplePos x="0" y="0"/>
                 <wp:positionH relativeFrom="column">
                   <wp:posOffset>3061970</wp:posOffset>
@@ -3173,7 +3173,7 @@
         <mc:AlternateContent>
           <mc:Choice Requires="wps">
             <w:drawing>
-              <wp:anchor behindDoc="0" distT="28575" distB="29210" distL="29210" distR="29210" simplePos="0" locked="0" layoutInCell="1" allowOverlap="1" relativeHeight="141">
+              <wp:anchor behindDoc="0" distT="28575" distB="29210" distL="29210" distR="29210" simplePos="0" locked="0" layoutInCell="1" allowOverlap="1" relativeHeight="142">
                 <wp:simplePos x="0" y="0"/>
                 <wp:positionH relativeFrom="column">
                   <wp:posOffset>2185670</wp:posOffset>
@@ -3181,7 +3181,7 @@
                 <wp:positionV relativeFrom="paragraph">
                   <wp:posOffset>781050</wp:posOffset>
                 </wp:positionV>
-                <wp:extent cx="804545" cy="659765"/>
+                <wp:extent cx="803910" cy="659765"/>
                 <wp:effectExtent l="29210" t="28575" r="29210" b="29210"/>
                 <wp:wrapNone/>
                 <wp:docPr id="16" name="Straight Connector 53"/>
@@ -3192,7 +3192,7 @@
                       <wps:spPr>
                         <a:xfrm flipV="1">
                           <a:off x="0" y="0"/>
-                          <a:ext cx="804600" cy="659880"/>
+                          <a:ext cx="803880" cy="659880"/>
                         </a:xfrm>
                         <a:prstGeom prst="line">
                           <a:avLst/>
@@ -3219,7 +3219,7 @@
           </mc:Choice>
           <mc:Fallback>
             <w:pict>
-              <v:line id="shape_0" from="172.1pt,61.5pt" to="235.4pt,113.4pt" ID="Straight Connector 53" stroked="t" o:allowincell="f" style="position:absolute;flip:y">
+              <v:line id="shape_0" from="172.1pt,61.5pt" to="235.35pt,113.4pt" ID="Straight Connector 53" stroked="t" o:allowincell="f" style="position:absolute;flip:y">
                 <v:stroke color="#ff5969" weight="57240" joinstyle="round" endcap="flat"/>
                 <v:fill o:detectmouseclick="t" on="false"/>
                 <w10:wrap type="none"/>
@@ -3230,7 +3230,7 @@
         <mc:AlternateContent>
           <mc:Choice Requires="wps">
             <w:drawing>
-              <wp:anchor behindDoc="0" distT="635" distB="635" distL="0" distR="635" simplePos="0" locked="0" layoutInCell="1" allowOverlap="1" relativeHeight="142">
+              <wp:anchor behindDoc="0" distT="635" distB="635" distL="0" distR="635" simplePos="0" locked="0" layoutInCell="1" allowOverlap="1" relativeHeight="143">
                 <wp:simplePos x="0" y="0"/>
                 <wp:positionH relativeFrom="column">
                   <wp:posOffset>521335</wp:posOffset>
@@ -3285,7 +3285,7 @@
         <mc:AlternateContent>
           <mc:Choice Requires="wps">
             <w:drawing>
-              <wp:anchor behindDoc="0" distT="10160" distB="9525" distL="10160" distR="10160" simplePos="0" locked="0" layoutInCell="1" allowOverlap="1" relativeHeight="143">
+              <wp:anchor behindDoc="0" distT="10160" distB="9525" distL="10160" distR="10160" simplePos="0" locked="0" layoutInCell="1" allowOverlap="1" relativeHeight="144">
                 <wp:simplePos x="0" y="0"/>
                 <wp:positionH relativeFrom="column">
                   <wp:posOffset>1250950</wp:posOffset>
@@ -3310,9 +3310,9 @@
                           <a:avLst/>
                           <a:gdLst>
                             <a:gd name="textAreaLeft" fmla="*/ 0 w 767520"/>
-                            <a:gd name="textAreaRight" fmla="*/ 768600 w 767520"/>
+                            <a:gd name="textAreaRight" fmla="*/ 768960 w 767520"/>
                             <a:gd name="textAreaTop" fmla="*/ 0 h 399240"/>
-                            <a:gd name="textAreaBottom" fmla="*/ 400320 h 399240"/>
+                            <a:gd name="textAreaBottom" fmla="*/ 400680 h 399240"/>
                           </a:gdLst>
                           <a:ahLst/>
                           <a:cxnLst/>
@@ -3392,7 +3392,7 @@
         <mc:AlternateContent>
           <mc:Choice Requires="wps">
             <w:drawing>
-              <wp:anchor behindDoc="0" distT="0" distB="0" distL="0" distR="0" simplePos="0" locked="0" layoutInCell="1" allowOverlap="1" relativeHeight="144">
+              <wp:anchor behindDoc="0" distT="0" distB="0" distL="0" distR="0" simplePos="0" locked="0" layoutInCell="1" allowOverlap="1" relativeHeight="145">
                 <wp:simplePos x="0" y="0"/>
                 <wp:positionH relativeFrom="column">
                   <wp:posOffset>635</wp:posOffset>
@@ -3491,7 +3491,7 @@
         <mc:AlternateContent>
           <mc:Choice Requires="wps">
             <w:drawing>
-              <wp:anchor behindDoc="0" distT="635" distB="635" distL="0" distR="635" simplePos="0" locked="0" layoutInCell="1" allowOverlap="1" relativeHeight="146">
+              <wp:anchor behindDoc="0" distT="635" distB="635" distL="0" distR="635" simplePos="0" locked="0" layoutInCell="1" allowOverlap="1" relativeHeight="147">
                 <wp:simplePos x="0" y="0"/>
                 <wp:positionH relativeFrom="column">
                   <wp:posOffset>5132705</wp:posOffset>
@@ -3548,7 +3548,7 @@
         <mc:AlternateContent>
           <mc:Choice Requires="wps">
             <w:drawing>
-              <wp:anchor behindDoc="0" distT="29210" distB="28575" distL="29210" distR="28575" simplePos="0" locked="0" layoutInCell="1" allowOverlap="1" relativeHeight="147">
+              <wp:anchor behindDoc="0" distT="29210" distB="28575" distL="29210" distR="28575" simplePos="0" locked="0" layoutInCell="1" allowOverlap="1" relativeHeight="148">
                 <wp:simplePos x="0" y="0"/>
                 <wp:positionH relativeFrom="column">
                   <wp:posOffset>4732020</wp:posOffset>
@@ -3605,7 +3605,7 @@
         <mc:AlternateContent>
           <mc:Choice Requires="wps">
             <w:drawing>
-              <wp:anchor behindDoc="0" distT="0" distB="0" distL="0" distR="0" simplePos="0" locked="0" layoutInCell="1" allowOverlap="1" relativeHeight="148">
+              <wp:anchor behindDoc="0" distT="0" distB="0" distL="0" distR="0" simplePos="0" locked="0" layoutInCell="1" allowOverlap="1" relativeHeight="149">
                 <wp:simplePos x="0" y="0"/>
                 <wp:positionH relativeFrom="column">
                   <wp:posOffset>2306320</wp:posOffset>
@@ -3732,7 +3732,7 @@
         <mc:AlternateContent>
           <mc:Choice Requires="wps">
             <w:drawing>
-              <wp:anchor behindDoc="0" distT="0" distB="0" distL="0" distR="0" simplePos="0" locked="0" layoutInCell="1" allowOverlap="1" relativeHeight="150">
+              <wp:anchor behindDoc="0" distT="0" distB="0" distL="0" distR="0" simplePos="0" locked="0" layoutInCell="1" allowOverlap="1" relativeHeight="151">
                 <wp:simplePos x="0" y="0"/>
                 <wp:positionH relativeFrom="column">
                   <wp:posOffset>4823460</wp:posOffset>
@@ -3976,7 +3976,7 @@
         <mc:AlternateContent>
           <mc:Choice Requires="wpg">
             <w:drawing>
-              <wp:anchor behindDoc="0" distT="0" distB="0" distL="0" distR="0" simplePos="0" locked="0" layoutInCell="1" allowOverlap="1" relativeHeight="152">
+              <wp:anchor behindDoc="0" distT="0" distB="0" distL="0" distR="0" simplePos="0" locked="0" layoutInCell="1" allowOverlap="1" relativeHeight="153">
                 <wp:simplePos x="0" y="0"/>
                 <wp:positionH relativeFrom="column">
                   <wp:posOffset>-838200</wp:posOffset>
@@ -4012,7 +4012,7 @@
                         <pic:spPr>
                           <a:xfrm>
                             <a:off x="0" y="9360"/>
-                            <a:ext cx="1699920" cy="1541880"/>
+                            <a:ext cx="1699200" cy="1541880"/>
                           </a:xfrm>
                           <a:prstGeom prst="rect">
                             <a:avLst/>
@@ -4043,7 +4043,7 @@
                           <pic:spPr>
                             <a:xfrm>
                               <a:off x="0" y="9360"/>
-                              <a:ext cx="1705680" cy="1541880"/>
+                              <a:ext cx="1704960" cy="1541880"/>
                             </a:xfrm>
                             <a:prstGeom prst="rect">
                               <a:avLst/>
@@ -4065,8 +4065,8 @@
                           </pic:blipFill>
                           <pic:spPr>
                             <a:xfrm>
-                              <a:off x="1982880" y="0"/>
-                              <a:ext cx="1705680" cy="1546920"/>
+                              <a:off x="1983600" y="0"/>
+                              <a:ext cx="1704960" cy="1546920"/>
                             </a:xfrm>
                             <a:prstGeom prst="rect">
                               <a:avLst/>
@@ -4088,8 +4088,8 @@
                           </pic:blipFill>
                           <pic:spPr>
                             <a:xfrm>
-                              <a:off x="4041000" y="0"/>
-                              <a:ext cx="1705680" cy="1546920"/>
+                              <a:off x="4041720" y="0"/>
+                              <a:ext cx="1704960" cy="1546920"/>
                             </a:xfrm>
                             <a:prstGeom prst="rect">
                               <a:avLst/>
@@ -4109,7 +4109,7 @@
           </mc:Choice>
           <mc:Fallback>
             <w:pict>
-              <v:group id="shape_0" alt="Group 5" style="position:absolute;margin-left:-66pt;margin-top:12.85pt;width:608.45pt;height:122.1pt" coordorigin="-1320,257" coordsize="12169,2442">
+              <v:group id="shape_0" alt="Group 5" style="position:absolute;margin-left:-66pt;margin-top:12.85pt;width:608.5pt;height:122.1pt" coordorigin="-1320,257" coordsize="12170,2442">
                 <v:shapetype id="_x0000_t75" coordsize="21600,21600" o:spt="75" o:preferrelative="t" path="m@4@5l@4@11@9@11@9@5xe" filled="f" stroked="f">
                   <v:stroke joinstyle="miter"/>
                   <v:formulas>
@@ -4129,23 +4129,23 @@
                   <v:path o:extrusionok="f" gradientshapeok="t" o:connecttype="rect"/>
                   <o:lock v:ext="edit" aspectratio="t"/>
                 </v:shapetype>
-                <v:shape id="shape_0" ID="Diagram 91" stroked="f" o:allowincell="f" style="position:absolute;left:-1320;top:272;width:2676;height:2427;mso-wrap-style:none;v-text-anchor:middle" type="_x0000_t75">
+                <v:shape id="shape_0" ID="Diagram 91" stroked="f" o:allowincell="f" style="position:absolute;left:-1320;top:272;width:2675;height:2427;mso-wrap-style:none;v-text-anchor:middle" type="_x0000_t75">
                   <v:imagedata r:id="rId21" o:detectmouseclick="t"/>
                   <v:stroke color="#3465a4" joinstyle="round" endcap="flat"/>
                   <w10:wrap type="none"/>
                 </v:shape>
-                <v:group id="shape_0" style="position:absolute;left:1799;top:257;width:9049;height:2442">
-                  <v:shape id="shape_0" ID="Diagram 93" stroked="f" o:allowincell="f" style="position:absolute;left:1799;top:272;width:2685;height:2427;mso-wrap-style:none;v-text-anchor:middle" type="_x0000_t75">
+                <v:group id="shape_0" style="position:absolute;left:1799;top:257;width:9050;height:2442">
+                  <v:shape id="shape_0" ID="Diagram 93" stroked="f" o:allowincell="f" style="position:absolute;left:1799;top:272;width:2684;height:2427;mso-wrap-style:none;v-text-anchor:middle" type="_x0000_t75">
                     <v:imagedata r:id="rId22" o:detectmouseclick="t"/>
                     <v:stroke color="#3465a4" joinstyle="round" endcap="flat"/>
                     <w10:wrap type="none"/>
                   </v:shape>
-                  <v:shape id="shape_0" ID="Diagram 94" stroked="f" o:allowincell="f" style="position:absolute;left:4922;top:257;width:2685;height:2435;mso-wrap-style:none;v-text-anchor:middle" type="_x0000_t75">
+                  <v:shape id="shape_0" ID="Diagram 94" stroked="f" o:allowincell="f" style="position:absolute;left:4923;top:257;width:2684;height:2435;mso-wrap-style:none;v-text-anchor:middle" type="_x0000_t75">
                     <v:imagedata r:id="rId23" o:detectmouseclick="t"/>
                     <v:stroke color="#3465a4" joinstyle="round" endcap="flat"/>
                     <w10:wrap type="none"/>
                   </v:shape>
-                  <v:shape id="shape_0" ID="Diagram 95" stroked="f" o:allowincell="f" style="position:absolute;left:8163;top:257;width:2685;height:2435;mso-wrap-style:none;v-text-anchor:middle" type="_x0000_t75">
+                  <v:shape id="shape_0" ID="Diagram 95" stroked="f" o:allowincell="f" style="position:absolute;left:8164;top:257;width:2684;height:2435;mso-wrap-style:none;v-text-anchor:middle" type="_x0000_t75">
                     <v:imagedata r:id="rId24" o:detectmouseclick="t"/>
                     <v:stroke color="#3465a4" joinstyle="round" endcap="flat"/>
                     <w10:wrap type="none"/>
@@ -4262,8 +4262,8 @@
           <w:lang w:val="en-US"/>
         </w:rPr>
       </w:pPr>
-      <w:bookmarkStart w:id="5" w:name="_Toc139702810"/>
-      <w:bookmarkStart w:id="6" w:name="_Toc163037947"/>
+      <w:bookmarkStart w:id="5" w:name="_Toc163037947"/>
+      <w:bookmarkStart w:id="6" w:name="_Toc139702810"/>
       <w:r>
         <w:rPr>
           <w:lang w:val="en-US"/>
@@ -4450,8 +4450,8 @@
           <w:lang w:val="en-US"/>
         </w:rPr>
       </w:pPr>
-      <w:bookmarkStart w:id="7" w:name="_Toc139702811"/>
-      <w:bookmarkStart w:id="8" w:name="_Toc163037949"/>
+      <w:bookmarkStart w:id="7" w:name="_Toc163037949"/>
+      <w:bookmarkStart w:id="8" w:name="_Toc139702811"/>
       <w:bookmarkStart w:id="9" w:name="_Reference"/>
       <w:bookmarkEnd w:id="9"/>
       <w:r>
@@ -4539,8 +4539,8 @@
           <w:lang w:val="en-US"/>
         </w:rPr>
       </w:pPr>
-      <w:bookmarkStart w:id="10" w:name="_Toc163037950"/>
-      <w:bookmarkStart w:id="11" w:name="_Toc139702812"/>
+      <w:bookmarkStart w:id="10" w:name="_Toc139702812"/>
+      <w:bookmarkStart w:id="11" w:name="_Toc163037950"/>
       <w:r>
         <w:rPr>
           <w:lang w:val="en-US"/>
@@ -6187,9 +6187,15 @@
           <w:rPr>
             <w:rStyle w:val="Hyperlink"/>
           </w:rPr>
-          <w:t>https://github.com/almighty-beanos/upskillcampus/tree/main/omapp.java</w:t>
+          <w:t>https://github.com/almighty-beanos/upskillcampus/tree/main/</w:t>
         </w:r>
       </w:hyperlink>
+      <w:r>
+        <w:rPr>
+          <w:rStyle w:val="Hyperlink"/>
+        </w:rPr>
+        <w:t>MultiClientWebsite.java</w:t>
+      </w:r>
     </w:p>
     <w:p>
       <w:pPr>
@@ -6225,13 +6231,7 @@
           <w:rPr>
             <w:rStyle w:val="Hyperlink"/>
           </w:rPr>
-          <w:t>https://github.com/almighty-beanos/upskillCampus/tree/main/MultiClientWebsite_Aditya_USC_UCT.</w:t>
-        </w:r>
-        <w:r>
-          <w:rPr>
-            <w:rStyle w:val="Hyperlink"/>
-          </w:rPr>
-          <w:t>pdf</w:t>
+          <w:t>https://github.com/almighty-beanos/upskillCampus/tree/main/MultiClientWebsite_Aditya_USC_UCT.pdf</w:t>
         </w:r>
       </w:hyperlink>
       <w:r>
@@ -6981,7 +6981,7 @@
       <w:r>
         <w:rPr/>
         <w:drawing>
-          <wp:anchor behindDoc="0" distT="0" distB="0" distL="0" distR="0" simplePos="0" locked="0" layoutInCell="0" allowOverlap="1" relativeHeight="156">
+          <wp:anchor behindDoc="0" distT="0" distB="0" distL="0" distR="0" simplePos="0" locked="0" layoutInCell="0" allowOverlap="1" relativeHeight="157">
             <wp:simplePos x="0" y="0"/>
             <wp:positionH relativeFrom="column">
               <wp:posOffset>1494790</wp:posOffset>
@@ -7137,7 +7137,7 @@
       <w:r>
         <w:rPr/>
         <w:drawing>
-          <wp:anchor behindDoc="0" distT="0" distB="0" distL="0" distR="0" simplePos="0" locked="0" layoutInCell="0" allowOverlap="1" relativeHeight="153">
+          <wp:anchor behindDoc="0" distT="0" distB="0" distL="0" distR="0" simplePos="0" locked="0" layoutInCell="0" allowOverlap="1" relativeHeight="154">
             <wp:simplePos x="0" y="0"/>
             <wp:positionH relativeFrom="column">
               <wp:align>center</wp:align>
@@ -7575,7 +7575,7 @@
       <w:r>
         <w:rPr/>
         <w:drawing>
-          <wp:anchor behindDoc="0" distT="0" distB="0" distL="0" distR="0" simplePos="0" locked="0" layoutInCell="0" allowOverlap="1" relativeHeight="157">
+          <wp:anchor behindDoc="0" distT="0" distB="0" distL="0" distR="0" simplePos="0" locked="0" layoutInCell="0" allowOverlap="1" relativeHeight="158">
             <wp:simplePos x="0" y="0"/>
             <wp:positionH relativeFrom="column">
               <wp:posOffset>1391920</wp:posOffset>
@@ -7751,7 +7751,7 @@
       <w:r>
         <w:rPr/>
         <w:drawing>
-          <wp:anchor behindDoc="0" distT="0" distB="0" distL="0" distR="0" simplePos="0" locked="0" layoutInCell="0" allowOverlap="1" relativeHeight="158">
+          <wp:anchor behindDoc="0" distT="0" distB="0" distL="0" distR="0" simplePos="0" locked="0" layoutInCell="0" allowOverlap="1" relativeHeight="159">
             <wp:simplePos x="0" y="0"/>
             <wp:positionH relativeFrom="column">
               <wp:align>center</wp:align>
@@ -7930,7 +7930,7 @@
           <w:lang w:val="en-GB"/>
         </w:rPr>
         <w:drawing>
-          <wp:anchor behindDoc="0" distT="0" distB="0" distL="0" distR="0" simplePos="0" locked="0" layoutInCell="0" allowOverlap="1" relativeHeight="159">
+          <wp:anchor behindDoc="0" distT="0" distB="0" distL="0" distR="0" simplePos="0" locked="0" layoutInCell="0" allowOverlap="1" relativeHeight="160">
             <wp:simplePos x="0" y="0"/>
             <wp:positionH relativeFrom="column">
               <wp:align>center</wp:align>
@@ -8404,7 +8404,7 @@
       </w:pPr>
       <w:r>
         <w:drawing>
-          <wp:anchor behindDoc="0" distT="0" distB="0" distL="0" distR="0" simplePos="0" locked="0" layoutInCell="0" allowOverlap="1" relativeHeight="160">
+          <wp:anchor behindDoc="0" distT="0" distB="0" distL="0" distR="0" simplePos="0" locked="0" layoutInCell="0" allowOverlap="1" relativeHeight="161">
             <wp:simplePos x="0" y="0"/>
             <wp:positionH relativeFrom="column">
               <wp:align>center</wp:align>
@@ -8519,7 +8519,7 @@
       </w:pPr>
       <w:r>
         <w:drawing>
-          <wp:anchor behindDoc="0" distT="0" distB="0" distL="0" distR="0" simplePos="0" locked="0" layoutInCell="0" allowOverlap="1" relativeHeight="161">
+          <wp:anchor behindDoc="0" distT="0" distB="0" distL="0" distR="0" simplePos="0" locked="0" layoutInCell="0" allowOverlap="1" relativeHeight="162">
             <wp:simplePos x="0" y="0"/>
             <wp:positionH relativeFrom="column">
               <wp:posOffset>466725</wp:posOffset>
@@ -9364,7 +9364,7 @@
       </w:pPr>
       <w:r>
         <w:drawing>
-          <wp:anchor behindDoc="0" distT="0" distB="0" distL="0" distR="0" simplePos="0" locked="0" layoutInCell="0" allowOverlap="1" relativeHeight="154">
+          <wp:anchor behindDoc="0" distT="0" distB="0" distL="0" distR="0" simplePos="0" locked="0" layoutInCell="0" allowOverlap="1" relativeHeight="155">
             <wp:simplePos x="0" y="0"/>
             <wp:positionH relativeFrom="column">
               <wp:posOffset>1163955</wp:posOffset>
@@ -9595,7 +9595,7 @@
       </w:pPr>
       <w:r>
         <w:drawing>
-          <wp:anchor behindDoc="0" distT="0" distB="0" distL="0" distR="0" simplePos="0" locked="0" layoutInCell="0" allowOverlap="1" relativeHeight="155">
+          <wp:anchor behindDoc="0" distT="0" distB="0" distL="0" distR="0" simplePos="0" locked="0" layoutInCell="0" allowOverlap="1" relativeHeight="156">
             <wp:simplePos x="0" y="0"/>
             <wp:positionH relativeFrom="column">
               <wp:posOffset>175260</wp:posOffset>
@@ -9675,7 +9675,7 @@
           <w:szCs w:val="28"/>
         </w:rPr>
         <w:drawing>
-          <wp:anchor behindDoc="0" distT="0" distB="0" distL="0" distR="0" simplePos="0" locked="0" layoutInCell="0" allowOverlap="1" relativeHeight="162">
+          <wp:anchor behindDoc="0" distT="0" distB="0" distL="0" distR="0" simplePos="0" locked="0" layoutInCell="0" allowOverlap="1" relativeHeight="163">
             <wp:simplePos x="0" y="0"/>
             <wp:positionH relativeFrom="column">
               <wp:align>center</wp:align>
@@ -9728,7 +9728,7 @@
       </w:r>
       <w:r>
         <w:drawing>
-          <wp:anchor behindDoc="0" distT="0" distB="0" distL="0" distR="0" simplePos="0" locked="0" layoutInCell="0" allowOverlap="1" relativeHeight="163">
+          <wp:anchor behindDoc="0" distT="0" distB="0" distL="0" distR="0" simplePos="0" locked="0" layoutInCell="0" allowOverlap="1" relativeHeight="164">
             <wp:simplePos x="0" y="0"/>
             <wp:positionH relativeFrom="column">
               <wp:posOffset>1353185</wp:posOffset>
@@ -10826,7 +10826,7 @@
     </w:r>
     <w:r>
       <w:rPr/>
-      <w:t>22</w:t>
+      <w:t>16</w:t>
     </w:r>
     <w:r>
       <w:rPr/>
@@ -10928,7 +10928,7 @@
     </w:r>
     <w:r>
       <w:rPr/>
-      <w:t>22</w:t>
+      <w:t>16</w:t>
     </w:r>
     <w:r>
       <w:rPr/>
@@ -14164,7 +14164,7 @@
     <w:pPr>
       <w:widowControl/>
       <w:suppressAutoHyphens w:val="true"/>
-      <w:overflowPunct w:val="false"/>
+      <w:overflowPunct w:val="true"/>
       <w:bidi w:val="0"/>
       <w:spacing w:lineRule="auto" w:line="276" w:before="0" w:after="200"/>
       <w:jc w:val="left"/>
@@ -14626,8 +14626,8 @@
     <w:qFormat/>
     <w:rPr/>
   </w:style>
-  <w:style w:type="character" w:styleId="Bulletsuser">
-    <w:name w:val="Bullets (user)"/>
+  <w:style w:type="character" w:styleId="Bullets">
+    <w:name w:val="Bullets"/>
     <w:qFormat/>
     <w:rPr>
       <w:rFonts w:ascii="OpenSymbol" w:hAnsi="OpenSymbol" w:eastAsia="OpenSymbol" w:cs="OpenSymbol"/>
@@ -14744,7 +14744,7 @@
     <w:pPr>
       <w:widowControl/>
       <w:suppressAutoHyphens w:val="true"/>
-      <w:overflowPunct w:val="false"/>
+      <w:overflowPunct w:val="true"/>
       <w:bidi w:val="0"/>
       <w:spacing w:lineRule="auto" w:line="240" w:before="0" w:after="0"/>
       <w:jc w:val="left"/>
@@ -14922,15 +14922,15 @@
     <w:pPr/>
     <w:rPr/>
   </w:style>
-  <w:style w:type="paragraph" w:styleId="FrameContentsuser">
-    <w:name w:val="Frame Contents (user)"/>
+  <w:style w:type="paragraph" w:styleId="FrameContents">
+    <w:name w:val="Frame Contents"/>
     <w:basedOn w:val="Normal"/>
     <w:qFormat/>
     <w:pPr/>
     <w:rPr/>
   </w:style>
-  <w:style w:type="paragraph" w:styleId="FrameContents">
-    <w:name w:val="Frame Contents"/>
+  <w:style w:type="paragraph" w:styleId="FrameContentsuser">
+    <w:name w:val="Frame Contents (user)"/>
     <w:basedOn w:val="Normal"/>
     <w:qFormat/>
     <w:pPr/>

--- a/MultiClientWebsite_Aditya_USC_UCT.docx
+++ b/MultiClientWebsite_Aditya_USC_UCT.docx
@@ -1912,8 +1912,8 @@
         <w:ind w:hanging="0" w:left="0"/>
         <w:rPr/>
       </w:pPr>
-      <w:bookmarkStart w:id="1" w:name="_Toc163037946"/>
-      <w:bookmarkStart w:id="2" w:name="_Toc139702807"/>
+      <w:bookmarkStart w:id="1" w:name="_Toc139702807"/>
+      <w:bookmarkStart w:id="2" w:name="_Toc163037946"/>
       <w:r>
         <w:rPr/>
         <w:t>Introduction</w:t>
@@ -3181,7 +3181,7 @@
                 <wp:positionV relativeFrom="paragraph">
                   <wp:posOffset>781050</wp:posOffset>
                 </wp:positionV>
-                <wp:extent cx="803910" cy="659765"/>
+                <wp:extent cx="803275" cy="659765"/>
                 <wp:effectExtent l="29210" t="28575" r="29210" b="29210"/>
                 <wp:wrapNone/>
                 <wp:docPr id="16" name="Straight Connector 53"/>
@@ -3192,7 +3192,7 @@
                       <wps:spPr>
                         <a:xfrm flipV="1">
                           <a:off x="0" y="0"/>
-                          <a:ext cx="803880" cy="659880"/>
+                          <a:ext cx="803160" cy="659880"/>
                         </a:xfrm>
                         <a:prstGeom prst="line">
                           <a:avLst/>
@@ -3219,7 +3219,7 @@
           </mc:Choice>
           <mc:Fallback>
             <w:pict>
-              <v:line id="shape_0" from="172.1pt,61.5pt" to="235.35pt,113.4pt" ID="Straight Connector 53" stroked="t" o:allowincell="f" style="position:absolute;flip:y">
+              <v:line id="shape_0" from="172.1pt,61.5pt" to="235.3pt,113.4pt" ID="Straight Connector 53" stroked="t" o:allowincell="f" style="position:absolute;flip:y">
                 <v:stroke color="#ff5969" weight="57240" joinstyle="round" endcap="flat"/>
                 <v:fill o:detectmouseclick="t" on="false"/>
                 <w10:wrap type="none"/>
@@ -3310,9 +3310,9 @@
                           <a:avLst/>
                           <a:gdLst>
                             <a:gd name="textAreaLeft" fmla="*/ 0 w 767520"/>
-                            <a:gd name="textAreaRight" fmla="*/ 768960 w 767520"/>
+                            <a:gd name="textAreaRight" fmla="*/ 769320 w 767520"/>
                             <a:gd name="textAreaTop" fmla="*/ 0 h 399240"/>
-                            <a:gd name="textAreaBottom" fmla="*/ 400680 h 399240"/>
+                            <a:gd name="textAreaBottom" fmla="*/ 401040 h 399240"/>
                           </a:gdLst>
                           <a:ahLst/>
                           <a:cxnLst/>
@@ -4012,7 +4012,7 @@
                         <pic:spPr>
                           <a:xfrm>
                             <a:off x="0" y="9360"/>
-                            <a:ext cx="1699200" cy="1541880"/>
+                            <a:ext cx="1698480" cy="1541880"/>
                           </a:xfrm>
                           <a:prstGeom prst="rect">
                             <a:avLst/>
@@ -4043,7 +4043,7 @@
                           <pic:spPr>
                             <a:xfrm>
                               <a:off x="0" y="9360"/>
-                              <a:ext cx="1704960" cy="1541880"/>
+                              <a:ext cx="1704240" cy="1541880"/>
                             </a:xfrm>
                             <a:prstGeom prst="rect">
                               <a:avLst/>
@@ -4065,8 +4065,8 @@
                           </pic:blipFill>
                           <pic:spPr>
                             <a:xfrm>
-                              <a:off x="1983600" y="0"/>
-                              <a:ext cx="1704960" cy="1546920"/>
+                              <a:off x="1984320" y="0"/>
+                              <a:ext cx="1704240" cy="1546920"/>
                             </a:xfrm>
                             <a:prstGeom prst="rect">
                               <a:avLst/>
@@ -4088,8 +4088,8 @@
                           </pic:blipFill>
                           <pic:spPr>
                             <a:xfrm>
-                              <a:off x="4041720" y="0"/>
-                              <a:ext cx="1704960" cy="1546920"/>
+                              <a:off x="4042080" y="0"/>
+                              <a:ext cx="1704240" cy="1546920"/>
                             </a:xfrm>
                             <a:prstGeom prst="rect">
                               <a:avLst/>
@@ -4109,7 +4109,7 @@
           </mc:Choice>
           <mc:Fallback>
             <w:pict>
-              <v:group id="shape_0" alt="Group 5" style="position:absolute;margin-left:-66pt;margin-top:12.85pt;width:608.5pt;height:122.1pt" coordorigin="-1320,257" coordsize="12170,2442">
+              <v:group id="shape_0" alt="Group 5" style="position:absolute;margin-left:-66pt;margin-top:12.85pt;width:608.45pt;height:122.1pt" coordorigin="-1320,257" coordsize="12169,2442">
                 <v:shapetype id="_x0000_t75" coordsize="21600,21600" o:spt="75" o:preferrelative="t" path="m@4@5l@4@11@9@11@9@5xe" filled="f" stroked="f">
                   <v:stroke joinstyle="miter"/>
                   <v:formulas>
@@ -4129,23 +4129,23 @@
                   <v:path o:extrusionok="f" gradientshapeok="t" o:connecttype="rect"/>
                   <o:lock v:ext="edit" aspectratio="t"/>
                 </v:shapetype>
-                <v:shape id="shape_0" ID="Diagram 91" stroked="f" o:allowincell="f" style="position:absolute;left:-1320;top:272;width:2675;height:2427;mso-wrap-style:none;v-text-anchor:middle" type="_x0000_t75">
+                <v:shape id="shape_0" ID="Diagram 91" stroked="f" o:allowincell="f" style="position:absolute;left:-1320;top:272;width:2674;height:2427;mso-wrap-style:none;v-text-anchor:middle" type="_x0000_t75">
                   <v:imagedata r:id="rId21" o:detectmouseclick="t"/>
                   <v:stroke color="#3465a4" joinstyle="round" endcap="flat"/>
                   <w10:wrap type="none"/>
                 </v:shape>
-                <v:group id="shape_0" style="position:absolute;left:1799;top:257;width:9050;height:2442">
-                  <v:shape id="shape_0" ID="Diagram 93" stroked="f" o:allowincell="f" style="position:absolute;left:1799;top:272;width:2684;height:2427;mso-wrap-style:none;v-text-anchor:middle" type="_x0000_t75">
+                <v:group id="shape_0" style="position:absolute;left:1799;top:257;width:9049;height:2442">
+                  <v:shape id="shape_0" ID="Diagram 93" stroked="f" o:allowincell="f" style="position:absolute;left:1799;top:272;width:2683;height:2427;mso-wrap-style:none;v-text-anchor:middle" type="_x0000_t75">
                     <v:imagedata r:id="rId22" o:detectmouseclick="t"/>
                     <v:stroke color="#3465a4" joinstyle="round" endcap="flat"/>
                     <w10:wrap type="none"/>
                   </v:shape>
-                  <v:shape id="shape_0" ID="Diagram 94" stroked="f" o:allowincell="f" style="position:absolute;left:4923;top:257;width:2684;height:2435;mso-wrap-style:none;v-text-anchor:middle" type="_x0000_t75">
+                  <v:shape id="shape_0" ID="Diagram 94" stroked="f" o:allowincell="f" style="position:absolute;left:4924;top:257;width:2683;height:2435;mso-wrap-style:none;v-text-anchor:middle" type="_x0000_t75">
                     <v:imagedata r:id="rId23" o:detectmouseclick="t"/>
                     <v:stroke color="#3465a4" joinstyle="round" endcap="flat"/>
                     <w10:wrap type="none"/>
                   </v:shape>
-                  <v:shape id="shape_0" ID="Diagram 95" stroked="f" o:allowincell="f" style="position:absolute;left:8164;top:257;width:2684;height:2435;mso-wrap-style:none;v-text-anchor:middle" type="_x0000_t75">
+                  <v:shape id="shape_0" ID="Diagram 95" stroked="f" o:allowincell="f" style="position:absolute;left:8165;top:257;width:2683;height:2435;mso-wrap-style:none;v-text-anchor:middle" type="_x0000_t75">
                     <v:imagedata r:id="rId24" o:detectmouseclick="t"/>
                     <v:stroke color="#3465a4" joinstyle="round" endcap="flat"/>
                     <w10:wrap type="none"/>
@@ -4262,8 +4262,8 @@
           <w:lang w:val="en-US"/>
         </w:rPr>
       </w:pPr>
-      <w:bookmarkStart w:id="5" w:name="_Toc163037947"/>
-      <w:bookmarkStart w:id="6" w:name="_Toc139702810"/>
+      <w:bookmarkStart w:id="5" w:name="_Toc139702810"/>
+      <w:bookmarkStart w:id="6" w:name="_Toc163037947"/>
       <w:r>
         <w:rPr>
           <w:lang w:val="en-US"/>
@@ -4450,8 +4450,8 @@
           <w:lang w:val="en-US"/>
         </w:rPr>
       </w:pPr>
-      <w:bookmarkStart w:id="7" w:name="_Toc163037949"/>
-      <w:bookmarkStart w:id="8" w:name="_Toc139702811"/>
+      <w:bookmarkStart w:id="7" w:name="_Toc139702811"/>
+      <w:bookmarkStart w:id="8" w:name="_Toc163037949"/>
       <w:bookmarkStart w:id="9" w:name="_Reference"/>
       <w:bookmarkEnd w:id="9"/>
       <w:r>
@@ -4539,8 +4539,8 @@
           <w:lang w:val="en-US"/>
         </w:rPr>
       </w:pPr>
-      <w:bookmarkStart w:id="10" w:name="_Toc139702812"/>
-      <w:bookmarkStart w:id="11" w:name="_Toc163037950"/>
+      <w:bookmarkStart w:id="10" w:name="_Toc163037950"/>
+      <w:bookmarkStart w:id="11" w:name="_Toc139702812"/>
       <w:r>
         <w:rPr>
           <w:lang w:val="en-US"/>
@@ -6187,15 +6187,9 @@
           <w:rPr>
             <w:rStyle w:val="Hyperlink"/>
           </w:rPr>
-          <w:t>https://github.com/almighty-beanos/upskillcampus/tree/main/</w:t>
+          <w:t>https://github.com/almighty-beanos/upskillcampus/tree/main/MultiClientWebsite.java</w:t>
         </w:r>
       </w:hyperlink>
-      <w:r>
-        <w:rPr>
-          <w:rStyle w:val="Hyperlink"/>
-        </w:rPr>
-        <w:t>MultiClientWebsite.java</w:t>
-      </w:r>
     </w:p>
     <w:p>
       <w:pPr>
@@ -14164,7 +14158,7 @@
     <w:pPr>
       <w:widowControl/>
       <w:suppressAutoHyphens w:val="true"/>
-      <w:overflowPunct w:val="true"/>
+      <w:overflowPunct w:val="false"/>
       <w:bidi w:val="0"/>
       <w:spacing w:lineRule="auto" w:line="276" w:before="0" w:after="200"/>
       <w:jc w:val="left"/>
@@ -14626,8 +14620,8 @@
     <w:qFormat/>
     <w:rPr/>
   </w:style>
-  <w:style w:type="character" w:styleId="Bullets">
-    <w:name w:val="Bullets"/>
+  <w:style w:type="character" w:styleId="Bulletsuser">
+    <w:name w:val="Bullets (user)"/>
     <w:qFormat/>
     <w:rPr>
       <w:rFonts w:ascii="OpenSymbol" w:hAnsi="OpenSymbol" w:eastAsia="OpenSymbol" w:cs="OpenSymbol"/>
@@ -14744,7 +14738,7 @@
     <w:pPr>
       <w:widowControl/>
       <w:suppressAutoHyphens w:val="true"/>
-      <w:overflowPunct w:val="true"/>
+      <w:overflowPunct w:val="false"/>
       <w:bidi w:val="0"/>
       <w:spacing w:lineRule="auto" w:line="240" w:before="0" w:after="0"/>
       <w:jc w:val="left"/>
@@ -14922,15 +14916,15 @@
     <w:pPr/>
     <w:rPr/>
   </w:style>
-  <w:style w:type="paragraph" w:styleId="FrameContents">
-    <w:name w:val="Frame Contents"/>
+  <w:style w:type="paragraph" w:styleId="FrameContentsuser">
+    <w:name w:val="Frame Contents (user)"/>
     <w:basedOn w:val="Normal"/>
     <w:qFormat/>
     <w:pPr/>
     <w:rPr/>
   </w:style>
-  <w:style w:type="paragraph" w:styleId="FrameContentsuser">
-    <w:name w:val="Frame Contents (user)"/>
+  <w:style w:type="paragraph" w:styleId="FrameContents">
+    <w:name w:val="Frame Contents"/>
     <w:basedOn w:val="Normal"/>
     <w:qFormat/>
     <w:pPr/>
